--- a/9_Слынчук_Тезисы.docx
+++ b/9_Слынчук_Тезисы.docx
@@ -14,13 +14,7 @@
         </w:rPr>
       </w:pPr>
       <w:r>
-        <w:rPr>
-          <w:rFonts w:ascii="Times New Roman" w:hAnsi="Times New Roman" w:cs="Times New Roman"/>
-          <w:b/>
-          <w:color w:val="000000"/>
-          <w:sz w:val="28"/>
-        </w:rPr>
-        <w:t>Разработка браузерного расширения «Cenz Control» для фильтрации нецензурной лексики и ограничения доступа к запрещенным веб-ресурсам</w:t>
+        <w:t>?????????? ??????????? ?????????? ?Cenz Control? ??? ?????????? ??????????? ??????? ? ??????????? ??????? ? ??????????? ???-????????</w:t>
       </w:r>
     </w:p>
     <w:p>
@@ -129,12 +123,7 @@
         </w:rPr>
       </w:pPr>
       <w:r>
-        <w:rPr>
-          <w:rFonts w:ascii="Times New Roman" w:hAnsi="Times New Roman" w:cs="Times New Roman"/>
-          <w:color w:val="000000"/>
-          <w:sz w:val="24"/>
-        </w:rPr>
-        <w:t>Цель работы состоит в разработке концепции браузерного расширения «Cenz Control», предназначенного для автоматической фильтрации нецензурной лексики на веб-страницах и ограничения доступа к запрещенным интернет-ресурсам. Для достижения поставленной цели решаются следующие задачи: проанализировать проблему нежелательного контента для подростков, определить функциональные требования к расширению, описать механизм получения актуальных списков запрещенных сайтов и слов, а также предложить алгоритм обработки текстового содержимого страницы.</w:t>
+        <w:t>???? ?????? ??????? ? ?????????? ??????????? ?????????? ?Cenz Control?, ???????????????? ??? ?????????????? ?????????? ??????????? ??????? ?? ???-????????? ? ??????????? ??????? ? ??????????? ????????-????????. ??? ?????????? ???????????? ???? ???? ?????? ?????? ??????? ??????????, ?????????????? ? ?????????? ??????????? ??????????, ????????? ????????? ?????????? ??????? ????? GitHub ? ?????????? ????????? ????????? ?????????? ??????????? ????????.</w:t>
       </w:r>
     </w:p>
     <w:p>
@@ -149,30 +138,7 @@
         </w:rPr>
       </w:pPr>
       <w:r>
-        <w:rPr>
-          <w:rFonts w:ascii="Times New Roman" w:hAnsi="Times New Roman" w:cs="Times New Roman"/>
-          <w:color w:val="000000"/>
-          <w:sz w:val="24"/>
-        </w:rPr>
-        <w:t xml:space="preserve">В работе используются методы анализа научных и нормативных источников, сравнения существующих способов фильтрации, проектирования структуры программного решения и моделирования пользовательских сценариев. Предполагается, что список запрещенных сайтов должен формироваться отдельным скриптом на основе официальных источников и сохраняться в репозитории </w:t>
-      </w:r>
-      <w:proofErr w:type="spellStart"/>
-      <w:r>
-        <w:rPr>
-          <w:rFonts w:ascii="Times New Roman" w:hAnsi="Times New Roman" w:cs="Times New Roman"/>
-          <w:color w:val="000000"/>
-          <w:sz w:val="24"/>
-        </w:rPr>
-        <w:t>GitHub</w:t>
-      </w:r>
-      <w:proofErr w:type="spellEnd"/>
-      <w:r>
-        <w:rPr>
-          <w:rFonts w:ascii="Times New Roman" w:hAnsi="Times New Roman" w:cs="Times New Roman"/>
-          <w:color w:val="000000"/>
-          <w:sz w:val="24"/>
-        </w:rPr>
-        <w:t>, откуда расширение будет подгружать актуальные данные при запуске.</w:t>
+        <w:t>? ?????? ???????????? ?????? ??????? ??????? ? ??????????? ??????????, ????????? ???????????? ???????? ??????????, ?????????????? ????????? ???????????? ??????? ? ???????????? ?????????? ?????????? ?? Manifest V3. ?????? ??????????? ?????? ??????????? ?????????? ????????? ?????? bundle, ? ??????? ?????? ?????? ?? ???????? ??????????? Re-filter-lists, ??????????? ????????? ?????? ? ?????????????? ?????? ???????? ?????????????; ???????? ???? ??????????? ? GitHub ? ??????????? ??????????? ?????????????.</w:t>
       </w:r>
     </w:p>
     <w:p>
@@ -187,12 +153,7 @@
         </w:rPr>
       </w:pPr>
       <w:r>
-        <w:rPr>
-          <w:rFonts w:ascii="Times New Roman" w:hAnsi="Times New Roman" w:cs="Times New Roman"/>
-          <w:color w:val="000000"/>
-          <w:sz w:val="24"/>
-        </w:rPr>
-        <w:t>Предполагаемый главный результат работы заключается в создании концепции расширения, которое выполняет две ключевые функции. Первая функция состоит в блокировании перехода на запрещенные сайты. Вторая функция связана с анализом текста уже открытой веб-страницы: расширение должно распознавать не только точные формы нежелательных слов, но и однокоренные, искаженные и обходные варианты, одновременно сверяясь со списком исключений для предотвращения ложных срабатываний.</w:t>
+        <w:t>??????? ????????? ?????? ??????????? ? ???????? ???????? ??????????, ??????? ????????? ??? ???????? ???????. ?????? ??????? ??????? ? ???????????? ???????? ?? ??????????? ????? ? ??????? ???????? ??????????? ? ??????? ??????????? ???????. ?????? ??????? ??????? ? ???????? ?????? ???????? ???-????????: ?????????? ???????? ????????? ????, ??????????? ??????, ??????? ?? ? ??????? ?????????, regex-????????? ? ??????? ??????????, ????? ???? ????????? ????????????? ????? ? ?????????? ?????????? ????????? ? popup.</w:t>
       </w:r>
     </w:p>
     <w:p>
@@ -207,12 +168,7 @@
         </w:rPr>
       </w:pPr>
       <w:r>
-        <w:rPr>
-          <w:rFonts w:ascii="Times New Roman" w:hAnsi="Times New Roman" w:cs="Times New Roman"/>
-          <w:color w:val="000000"/>
-          <w:sz w:val="24"/>
-        </w:rPr>
-        <w:t>В качестве вывода можно отметить, что предложенный проект обладает практической значимостью для школьной и домашней цифровой среды. Разрабатываемое решение позволяет совместить требования безопасности, удобство пользовательской настройки и перспективу дальнейшего развития. В дальнейшем планируется подключение технологий искусственного интеллекта, которые позволят не просто скрывать грубые выражения, а заменять их нейтральными аналогами с сохранением общего смысла и контекста высказывания.</w:t>
+        <w:t>? ???????? ?????? ????? ????????, ??? ????????? ?????? ???????? ???????????? ??????????? ??? ???????? ? ???????? ???????? ?????. ????????????? ??????? ???????? ????????????, ?????????? ?????????? ???????, ????????????? ?????????? ? ???????? ???????????????? ?????????. ? ?????????? ?????? ????? ???? ???????? ?? ???? ?????????? ?????????????? ??????????, ??????? ???????? ?? ?????? ???????? ?????? ?????????, ? ?????????? ?????????? ??????????? ??????.</w:t>
       </w:r>
     </w:p>
     <w:p>

--- a/9_Слынчук_Тезисы.docx
+++ b/9_Слынчук_Тезисы.docx
@@ -14,7 +14,7 @@
         </w:rPr>
       </w:pPr>
       <w:r>
-        <w:t>?????????? ??????????? ?????????? ?Cenz Control? ??? ?????????? ??????????? ??????? ? ??????????? ??????? ? ??????????? ???-????????</w:t>
+        <w:t>Разработка браузерного расширения «Cenz Control» для фильтрации нецензурной лексики и ограничения доступа к запрещенным веб-ресурсам</w:t>
       </w:r>
     </w:p>
     <w:p>
@@ -123,7 +123,7 @@
         </w:rPr>
       </w:pPr>
       <w:r>
-        <w:t>???? ?????? ??????? ? ?????????? ??????????? ?????????? ?Cenz Control?, ???????????????? ??? ?????????????? ?????????? ??????????? ??????? ?? ???-????????? ? ??????????? ??????? ? ??????????? ????????-????????. ??? ?????????? ???????????? ???? ???? ?????? ?????? ??????? ??????????, ?????????????? ? ?????????? ??????????? ??????????, ????????? ????????? ?????????? ??????? ????? GitHub ? ?????????? ????????? ????????? ?????????? ??????????? ????????.</w:t>
+        <w:t>Цель работы состоит в разработке браузерного расширения «Cenz Control», предназначенного для автоматической фильтрации нецензурной лексики на веб-страницах и ограничения доступа к запрещенным интернет-ресурсам. Для достижения поставленной цели были решены задачи анализа требований, проектирования и реализации архитектуры расширения, настройки механизма обновления списков через GitHub и разработки алгоритма обработки текстового содержимого страницы.</w:t>
       </w:r>
     </w:p>
     <w:p>
@@ -138,7 +138,7 @@
         </w:rPr>
       </w:pPr>
       <w:r>
-        <w:t>? ?????? ???????????? ?????? ??????? ??????? ? ??????????? ??????????, ????????? ???????????? ???????? ??????????, ?????????????? ????????? ???????????? ??????? ? ???????????? ?????????? ?????????? ?? Manifest V3. ?????? ??????????? ?????? ??????????? ?????????? ????????? ?????? bundle, ? ??????? ?????? ?????? ?? ???????? ??????????? Re-filter-lists, ??????????? ????????? ?????? ? ?????????????? ?????? ???????? ?????????????; ???????? ???? ??????????? ? GitHub ? ??????????? ??????????? ?????????????.</w:t>
+        <w:t>В работе использованы методы анализа научных и нормативных источников, сравнения существующих способов фильтрации, проектирования структуры программного решения и практической реализации расширения на Manifest V3. Список запрещенных сайтов формируется отдельными скриптами сборки bundle, в который входят данные из внешнего репозитория Re-filter-lists, статические локальные списки и подготовленный парсер выгрузок Роскомнадзора; итоговый файл публикуется в GitHub и загружается расширением автоматически.</w:t>
       </w:r>
     </w:p>
     <w:p>
@@ -153,7 +153,7 @@
         </w:rPr>
       </w:pPr>
       <w:r>
-        <w:t>??????? ????????? ?????? ??????????? ? ???????? ???????? ??????????, ??????? ????????? ??? ???????? ???????. ?????? ??????? ??????? ? ???????????? ???????? ?? ??????????? ????? ? ??????? ???????? ??????????? ? ??????? ??????????? ???????. ?????? ??????? ??????? ? ???????? ?????? ???????? ???-????????: ?????????? ???????? ????????? ????, ??????????? ??????, ??????? ?? ? ??????? ?????????, regex-????????? ? ??????? ??????????, ????? ???? ????????? ????????????? ????? ? ?????????? ?????????? ????????? ? popup.</w:t>
+        <w:t>Главный результат работы заключается в создании рабочего расширения, которое выполняет две ключевые функции. Первая функция состоит в блокировании перехода на запрещенные сайты с выводом страницы уведомления о причине ограничения доступа. Вторая функция связана с анализом текста открытой веб-страницы: расширение выделяет текстовые узлы, нормализует токены, сверяет их с точными терминами, regex-шаблонами и списком исключений, после чего маскирует нежелательные слова и отображает статистику обработки в popup.</w:t>
       </w:r>
     </w:p>
     <w:p>
@@ -168,7 +168,7 @@
         </w:rPr>
       </w:pPr>
       <w:r>
-        <w:t>? ???????? ?????? ????? ????????, ??? ????????? ?????? ???????? ???????????? ??????????? ??? ???????? ? ???????? ???????? ?????. ????????????? ??????? ???????? ????????????, ?????????? ?????????? ???????, ????????????? ?????????? ? ???????? ???????????????? ?????????. ? ?????????? ?????? ????? ???? ???????? ?? ???? ?????????? ?????????????? ??????????, ??????? ???????? ?? ?????? ???????? ?????? ?????????, ? ?????????? ?????????? ??????????? ??????.</w:t>
+        <w:t>В качестве вывода можно отметить, что созданный проект обладает практической значимостью для школьной и домашней цифровой среды. Реализованное решение сочетает безопасность, регулярное обновление списков, настраиваемую фильтрацию и понятный пользовательский интерфейс. В дальнейшем проект может быть расширен за счёт технологий искусственного интеллекта, которые позволят не просто скрывать грубые выражения, а предлагать контекстно нейтральные замены.</w:t>
       </w:r>
     </w:p>
     <w:p>
